--- a/example_articles/countries/Greece/2.countries_Greece_New_York_Times.docx
+++ b/example_articles/countries/Greece/2.countries_Greece_New_York_Times.docx
@@ -7,7 +7,7 @@
         <w:pStyle w:val="Heading1"/>
       </w:pPr>
       <w:r>
-        <w:t>Agony in the Aegean</w:t>
+        <w:t>Greece's Bailout Is Ending. The Pain Is Far From Over.</w:t>
       </w:r>
     </w:p>
     <w:p>
@@ -17,12 +17,12 @@
     </w:p>
     <w:p>
       <w:r>
-        <w:t>Date: 2019-03-17</w:t>
+        <w:t>Date: 2018-08-19</w:t>
       </w:r>
     </w:p>
     <w:p>
       <w:r>
-        <w:t>Section: Section BR; Column 0; Book Review Desk; Pg. 18; FICTION</w:t>
+        <w:t>Section: BUSINESS</w:t>
       </w:r>
     </w:p>
     <w:p>
@@ -49,34 +49,79 @@
     </w:p>
     <w:p>
       <w:r>
-        <w:t>GOOD WILL COME FROM THE SEABy Christos Ikonomou</w:t>
+        <w:t>ATHENS — When Dimitris Zafiriou landed a coveted full-time job two months ago, the salary was only half what he earned before Greece's debt crisis. Yet after years of struggling, it was a step up.</w:t>
         <w:br/>
-        <w:t xml:space="preserve">The recent history of Greece is a story of depravity and devastation. When the funds from European Union programs arrived in the 1980s and '90s, government officials of all parties squandered them or used them to dig foundations for bed-and-breakfasts in the middle of nowhere -- sites without access roads, electricity or water -- only to abandon them, while farmers falsified their records to receive grossly inflated subsidies, allowing corruption to soak through every cell of society. After the global financial crisis of 2008, the economy shrank by a quarter, unemployment reached 25 percent and property prices collapsed. The longest recession any capitalist economy has ever witnessed, the Greek crisis plunged the country into social unrest and prompted more than 350,000 professionals to migrate abroad. </w:t>
+        <w:t>"Now, our family has zero money left over at the end of the month," Mr. Zafiriou, 47, a specialist in metal building infrastructure, said with a grim laugh. "But zero is better than what we had before, when we couldn't pay the bills at all."</w:t>
         <w:br/>
-        <w:t xml:space="preserve">  ''In order to save Greece, first we have to lose it,'' Christos Ikonomou writes in ''Good Will Come From the Sea,'' and it is through this dark but discerning prism that he considers the precariousness of his country's fate. A novella consisting of four connected stories, the first installment of a projected trilogy, ''Good Will Come From the Sea'' is set on an imaginary island in the Aegean that serves as a proxy for Greece -- a place to which displaced Athenians are forced by unemployment and other economic necessities to flee and start their lives again.</w:t>
+        <w:t>Greece is reaching a milestone in one of the most ruinous financial crises to hit Europe. On Monday, the country will officially            end its reliance on over            320 billion euros, or about $360 billion, of bailouts, opening a path to a new era of financial independence. The economy is slowly returning to growth, and European leaders are declaring an end to a debt crisis that nearly broke up the euro.</w:t>
         <w:br/>
-        <w:t xml:space="preserve">  The island, which resembles a pair of handcuffs, is a complete world unto itself, with cliffs, bays, lakes and streams, olive groves, caves, bridges, mills, chapels, lighthouses, harbors, boatyards and a volcano. Here, the Athenians are bullied by the natives, who regard them as invaders and fear they will try to take over their island. To the Athenians, the islanders are ''the rats,'' who try to pass off Chinese garlic and Dutch tomatoes as local produce.</w:t>
+        <w:t>But the price of Greece's apparent turnaround has been steep. A wrenching downturn, combined with nearly a decade of sharp spending cuts and tax increases to repair the nation's finances, has left over a third of the population of 10 million near poverty, according to the Organization for Economic Cooperation and Development.</w:t>
         <w:br/>
-        <w:t xml:space="preserve">  ''Greece has more cartels than Colombia,'' Frankie, a transplanted Athenian, mutters. The Athenians have arguments with fishermen and taxi drivers; a baptismal font is stolen from a church to be sold for copper; and an idealistic newcomer named Tasos is tied to the hood of his truck and run through the carwash for the crime of trying to sell scallions and tomatoes at the local farmers' market. Tasos subsequently disappears into a cave, walking alone into the darkness. When another character, who dares to return to Athens to work for a wealthy businessman, also disappears, his father roams the island begging anyone he encounters to help him find his son. ''If you lose your father they call you an orphan,'' the father laments. ''If you lose your wife they call you a widower. If you lose your child, what do they call you?''</w:t>
+        <w:t>Household incomes fell by over 30 percent, and more than a fifth of people are unable to pay basic expenses like rent, electricity and bank loans. A third of families have at least one unemployed member. And among those who do have a job, in-work poverty has climbed to one of the highest levels in Europe.</w:t>
         <w:br/>
-        <w:t xml:space="preserve">  In Ikonomou's world, the island is a prison and the sea forms the bars. Yet he approaches the grimness and desperation of his characters' lives with lightness and humor, in an idiomatic Greek seamlessly translated by Karen Emmerich. In one story, the narrator notes the Chinese tourists who arrive on the island in droves to find a local boy named Elvis, a survivor of three shipwrecks; Chinese girls dressed as brides have their photographs taken while sitting on Elvis's lap. The Chinese perceive the boy's fate as a sign of supreme luck, an irony not lost on the island's struggling residents. Ikonomou is fond of oxymorons -- life only starts to mean something once you understand that life has no meaning -- and of contradictions, especially those embedded in romantic encounters: ''people who say you're my forever person on Monday and by Tuesday say you're getting too clingy.'' He registers the astonishing beauty of the Aegean landscape next to the mundane details that have regrettably come to represent Greece -- ''the Heineken and moussakas, the ouzo and sardines.'' In his prose, the lyrical and the rough are always intertwined.</w:t>
+        <w:t>"Any society that lost a quarter of its economy will have severe social problems," Euclid Tsakalotos, Greece's finance minister, said in an interview. "But things are improving, and people can see that they are improving."</w:t>
         <w:br/>
-        <w:t xml:space="preserve">  ''Good Will Come From the Sea'' follows Ikonomou's ''Something Will Happen, You'll See,'' another story collection about the lives of working-class Athenians, which won a prestigious national award. Together, these books make a persuasive case for regarding Ikonomou as Greece's most original and perceptive chronicler of his country's fears and yearnings. ''If you're in need, if you're on the outside, you're a foreigner everywhere,'' a woman says to her husband in ''Kites in July,'' the last story in ''Good Will Come From the Sea.'' Fear, Ikonomou suggests, can make you a foreigner in your own land, yet it's also what makes you human: ''If you haven't felt like a coward you won't ever be a man.''</w:t>
+        <w:t>Mr. Zafiriou has only just steered out of a cycle of constant job searches and sporadic income. Like many Greeks, his life was upended during a lost decade marked by rampant unemployment, steep wage cuts and spiraling personal debts.</w:t>
         <w:br/>
-        <w:t xml:space="preserve">  Follow New York Times Books on Facebook and Twitter, sign up for our newsletter or our literary calendar. And listen to us on the Book Review podcast.</w:t>
+        <w:t>A newly stable economy has prompted a return to hiring at the Greek construction company where Mr. Zafiriou recently landed work. But his monthly pay of €800 is far below the €1,500 he used to earn, at a construction firm where he was employed for 20 years. When the crisis hit, that firm delayed paying employees, first by two months, then four — a practice that became common at many businesses.</w:t>
         <w:br/>
-        <w:t xml:space="preserve">  GOOD WILL COME FROM THE SEA By Christos Ikonomou Translated by Karen Emmerich 252 pp. Archipelago Books. Paper, $18.        </w:t>
+        <w:t>His wife, Sotiria, went unpaid for almost a year in 2013, after the Greek supermarket chain where she worked declared bankruptcy. Another company bought it, and her monthly salary of €1,100 was cut to €800. She was eventually paid about half of what she was owed. But Mr. Zafiriou said he never received nearly €13,000 in back pay from his old firm.</w:t>
         <w:br/>
+        <w:t>The family's bills quickly became insurmountable. They could no longer pay for electricity or a loan on their modest two-bedroom apartment in Keratsini, a working-class suburb of Piraeus, near Athens. The only thing shielding them from eviction — along with thousands of Greeks in similar straits — was a law forbidding banks from repossessing most borrowers' primary homes.</w:t>
         <w:br/>
-        <w:t>https://www.nytimes.com/2019/03/14/books/review/christos-ikonomou-good-will-come-from-the-sea.html</w:t>
+        <w:t>The family slashed spending on clothing and groceries, and halted therapy for their daughter, Anamaria, 13, who has dyslexia. Low on cash, Mr. Zafiriou sold all of their gold jewelry, except for the cross used at Anamaria's christening.</w:t>
         <w:br/>
+        <w:t>With his new job, things are looking up. The couple has rehired a tutor for Anamaria, and Mrs. Zafiriou no longer needs to shop for the very cheapest produce or meat. The primary aim is to pay down all the family's debts as quickly as possible, even if that leaves nothing at the end of the month.</w:t>
         <w:br/>
-        <w:t>Graphic</w:t>
+        <w:t>"Greece is getting better," Mr. Zafiriou said. "But that doesn't mean things have turned around."</w:t>
         <w:br/>
+        <w:t>Even after the bailout, Greece must continue belt-tightening for years, while creditors monitor its fiscal discipline and progress on structural reforms. Prime Minister Alexis Tsipras has promised to ease up on those most affected with better social support and wages, and spoken of a possible reduction in steep business taxesto spur hiring. Unemployment has fallen to 19.5 percent from 28 percent, but remains the highest in the eurozone.</w:t>
         <w:br/>
-        <w:t xml:space="preserve"> </w:t>
+        <w:t>Mr. Tsipras wants to build momentum after the economy grew 1.4 percent last year, slowly recovering from a contraction reminiscent of            the Great Depression in the United States. Greece is running a budget surplus, minus interest payments on its            still mountainous debt. Mr. Tsipras is            aiming to start selling Greek bonds again on financial markets within two years.</w:t>
         <w:br/>
-        <w:t>PHOTO: Christos Ikonomou (PHOTOGRAPH BY JULIA PUGA)</w:t>
+        <w:t>That outlook has lent a sense that the crisis may at last be fading.</w:t>
+        <w:br/>
+        <w:t>At the port of Piraeus, near the Zafiriou family's home, thousands of tourists board hulking ferry boats for vacations on the sunny Greek islands after visiting the Acropolis. Tourism has been surging, helping to reinvigorate growth. Small businesses have sprung up to cater to the crowds, and construction-related activity is resuming.</w:t>
+        <w:br/>
+        <w:t>Other jobs are being created as manufacturers shift sales outside the Greek market, stoking a rise in exports, which now make up a third of economic activity, up from a quarter before the crisis.</w:t>
+        <w:br/>
+        <w:t>At Bright Special Lighting, a midsize maker of industrial and home lighting systems, the owner, Nikos Vasiliou, tilted half of his production toward clients who can afford it, including Google's European headquarters in Ireland and Vodafone stores in Paris.</w:t>
+        <w:br/>
+        <w:t>Mr. Vasiliou said he turned a profit last year for the first time since the crisis, and added 25 employees to his 143-person work force. All but 10 are on permanent contracts, averaging €1,100 a month — a decent salary in today's economy.</w:t>
+        <w:br/>
+        <w:t>Yet for the vast majority of workers, Greece's labor market remains a rough-and-tumble landscape.</w:t>
+        <w:br/>
+        <w:t>To make the economy more competitive, Greece's creditors — the International Monetary Fund, the European Central Bank and the European Commission — set austerity terms that included suspending collective bargaining and easing conditions for firing. Salaries in the public and private sectors fell more than 20 percent. The monthly minimum wage was cut to €586 in 2012, the second-lowest in the eurozone, from €751.</w:t>
+        <w:br/>
+        <w:t>Today, a growing share of jobs are minimum wage. At least half involve temporary or part-time contracts. While that helps lower unemployment figures, many private-sector employees now earn less-than-poverty wages, according to the O.E.C.D., as do nearly half of Greek households with two children. Others work even more precariously with no contract at all, as employers seek to evade paying overtime and social security charges.</w:t>
+        <w:br/>
+        <w:t>It is a sign of the uneasy nature of Greece's recovery that, even with a coveted full-time contract, Mr. Zafiriou, the construction worker, remains wary. He has been working since June, but many companies have shed employees just before their one-year work anniversary, after which they would have become harder to fire.</w:t>
+        <w:br/>
+        <w:t>For those who fell further during the crisis, even getting to that point seems out of reach.</w:t>
+        <w:br/>
+        <w:t>On a recent weekday, Georgia Pavlioti, 50, a single mother, sat down with a social worker at Praksis, a humanitarian organization that supports Greeks who have fallen into hardship.</w:t>
+        <w:br/>
+        <w:t>Mrs. Pavlioti, a former supervisor at a Greek polling company, never dreamed she would need social assistance. Her daughter was born at the start of the crisis, but by the time her maternity leave ended, the company had downsized and she could not find other work. Her husband lost his job as a security guard. The financial loss strained their marriage, and she filed for divorce — something increasing numbers of Greeks are resorting to since the crisis began.</w:t>
+        <w:br/>
+        <w:t>Eventually, she found informal work cleaning houses and caring for the elderly, including changing their adult diapers. "I couldn't believe I had fallen so far," Mrs. Pavlioti said, fighting back tears. "It shook my self-image and confidence."</w:t>
+        <w:br/>
+        <w:t>Praksis offers job counseling, as well as psychological and financial support. It still is not enough. As a single mother, Mrs. Pavlioti needs state-financed child care, but does not qualify because her divorce is pending.</w:t>
+        <w:br/>
+        <w:t>The longer she stays out of the formal job market, the harder it is to get back in. Recently she took a job as a babysitter with flexible hours, earning €450 a month — enough to pay the rent and bills, though not much else.</w:t>
+        <w:br/>
+        <w:t>"The end of the bailout makes no difference in our lives," Mrs. Pavlioti said. "We are just surviving, not living."</w:t>
+        <w:br/>
+        <w:t xml:space="preserve">Follow Liz Alderman on Twitter: @LizAldermanNYT. Maria Louka and Niki Kitsantonis contributed reporting from Athens. </w:t>
+        <w:br/>
+        <w:t>PHOTOS: Visitors at the Parthenon in Athens. Tourism in Greece has surged in recent years, creating jobs and economic growth as the country recovers. (B1); Keratsini, a working-class suburb of the port of Piraeus, near Athens. The debt crisis has left over a third of Greece's population of 10 million near poverty.; From left: Nikos Vasiliou, the owner of Bright Special Lighting, said he turned a profit last year for the first time since the crisis; Georgia Pavlioti, a single mother, has struggled to find work and needs state financed child care; Dimitris Zafiriou, a specialist in metal building infrastructure, has a new full-time job, but it pays only half what he used to earn. (PHOTOGRAPHS BY EIRINI VOURLOUMIS FOR THE NEW YORK TIMES) (B4)</w:t>
+        <w:br/>
+        <w:t>Related Articles</w:t>
+        <w:br/>
+        <w:t>As Greece Ends a Decade of Bailouts, Problems Linger for Europe</w:t>
+        <w:br/>
+        <w:t>Greece May Be Turning a Corner. Greeks Who Fled Are Staying Put.</w:t>
+        <w:br/>
+        <w:t>Greeks Turn to the Black Market as Another Bailout Showdown Looms</w:t>
       </w:r>
     </w:p>
     <w:sectPr>
